--- a/lab1/Лаб1_IМ55_Прасол.docx
+++ b/lab1/Лаб1_IМ55_Прасол.docx
@@ -1174,23 +1174,58 @@
         </w:rPr>
         <w:tab/>
       </w:r>
-      <w:proofErr w:type="spellStart"/>
-      <w:r>
-        <w:rPr>
-          <w:rFonts w:ascii="Times New Roman" w:eastAsia="Times New Roman" w:hAnsi="Times New Roman" w:cs="Times New Roman"/>
-          <w:color w:val="000000"/>
-          <w:sz w:val="28"/>
-        </w:rPr>
-        <w:t>Порєв</w:t>
-      </w:r>
-      <w:proofErr w:type="spellEnd"/>
-      <w:r>
-        <w:rPr>
-          <w:rFonts w:ascii="Times New Roman" w:eastAsia="Times New Roman" w:hAnsi="Times New Roman" w:cs="Times New Roman"/>
-          <w:color w:val="000000"/>
-          <w:sz w:val="28"/>
-        </w:rPr>
-        <w:t xml:space="preserve"> В.М. </w:t>
+      <w:r>
+        <w:rPr>
+          <w:rFonts w:ascii="Times New Roman" w:eastAsia="Times New Roman" w:hAnsi="Times New Roman" w:cs="Times New Roman"/>
+          <w:color w:val="000000"/>
+          <w:sz w:val="28"/>
+          <w:lang w:val="uk-UA"/>
+        </w:rPr>
+        <w:t>Рекечинський</w:t>
+      </w:r>
+      <w:bookmarkStart w:id="0" w:name="_GoBack"/>
+      <w:bookmarkEnd w:id="0"/>
+      <w:r>
+        <w:rPr>
+          <w:rFonts w:ascii="Times New Roman" w:eastAsia="Times New Roman" w:hAnsi="Times New Roman" w:cs="Times New Roman"/>
+          <w:color w:val="000000"/>
+          <w:sz w:val="28"/>
+        </w:rPr>
+        <w:t xml:space="preserve"> </w:t>
+      </w:r>
+      <w:r>
+        <w:rPr>
+          <w:rFonts w:ascii="Times New Roman" w:eastAsia="Times New Roman" w:hAnsi="Times New Roman" w:cs="Times New Roman"/>
+          <w:color w:val="000000"/>
+          <w:sz w:val="28"/>
+          <w:lang w:val="uk-UA"/>
+        </w:rPr>
+        <w:t>Д</w:t>
+      </w:r>
+      <w:r>
+        <w:rPr>
+          <w:rFonts w:ascii="Times New Roman" w:eastAsia="Times New Roman" w:hAnsi="Times New Roman" w:cs="Times New Roman"/>
+          <w:color w:val="000000"/>
+          <w:sz w:val="28"/>
+        </w:rPr>
+        <w:t>.</w:t>
+      </w:r>
+      <w:r>
+        <w:rPr>
+          <w:rFonts w:ascii="Times New Roman" w:eastAsia="Times New Roman" w:hAnsi="Times New Roman" w:cs="Times New Roman"/>
+          <w:color w:val="000000"/>
+          <w:sz w:val="28"/>
+          <w:lang w:val="uk-UA"/>
+        </w:rPr>
+        <w:t>О</w:t>
+      </w:r>
+      <w:r>
+        <w:rPr>
+          <w:rFonts w:ascii="Times New Roman" w:eastAsia="Times New Roman" w:hAnsi="Times New Roman" w:cs="Times New Roman"/>
+          <w:color w:val="000000"/>
+          <w:sz w:val="28"/>
+        </w:rPr>
+        <w:t xml:space="preserve">. </w:t>
       </w:r>
       <w:r>
         <w:rPr>
@@ -7803,6 +7838,10 @@
         </w:rPr>
       </w:pPr>
       <w:r>
+        <w:rPr>
+          <w:noProof/>
+          <w:lang w:val="uk-UA" w:eastAsia="uk-UA" w:bidi="ar-SA"/>
+        </w:rPr>
         <w:drawing>
           <wp:anchor distT="0" distB="0" distL="114300" distR="114300" simplePos="0" relativeHeight="251661312" behindDoc="0" locked="0" layoutInCell="1" allowOverlap="1" wp14:anchorId="4B16A2E1" wp14:editId="3E737C70">
             <wp:simplePos x="0" y="0"/>
@@ -7860,6 +7899,10 @@
         </w:drawing>
       </w:r>
       <w:r>
+        <w:rPr>
+          <w:noProof/>
+          <w:lang w:val="uk-UA" w:eastAsia="uk-UA" w:bidi="ar-SA"/>
+        </w:rPr>
         <w:drawing>
           <wp:anchor distT="0" distB="0" distL="114300" distR="114300" simplePos="0" relativeHeight="251662336" behindDoc="1" locked="0" layoutInCell="1" allowOverlap="1" wp14:anchorId="0F654DFB" wp14:editId="3C6D605D">
             <wp:simplePos x="0" y="0"/>
@@ -7978,6 +8021,10 @@
         </w:drawing>
       </w:r>
       <w:r>
+        <w:rPr>
+          <w:noProof/>
+          <w:lang w:val="uk-UA" w:eastAsia="uk-UA" w:bidi="ar-SA"/>
+        </w:rPr>
         <w:drawing>
           <wp:anchor distT="0" distB="0" distL="114300" distR="114300" simplePos="0" relativeHeight="251659264" behindDoc="1" locked="0" layoutInCell="1" allowOverlap="1" wp14:anchorId="1424F088" wp14:editId="682C464E">
             <wp:simplePos x="0" y="0"/>
@@ -8342,8 +8389,6 @@
         </w:rPr>
         <w:br/>
       </w:r>
-      <w:bookmarkStart w:id="0" w:name="_GoBack"/>
-      <w:bookmarkEnd w:id="0"/>
       <w:r>
         <w:rPr>
           <w:rFonts w:ascii="Times New Roman" w:eastAsia="Times New Roman" w:hAnsi="Times New Roman" w:cs="Times New Roman"/>
